--- a/klagomål/S 2840-2025 FSC-klagomål.docx
+++ b/klagomål/S 2840-2025 FSC-klagomål.docx
@@ -1580,7 +1580,7 @@
     <w:r>
       <w:tab/>
       <w:tab/>
-      <w:t>2026-09-14</w:t>
+      <w:t>2026-09-15</w:t>
       <w:br/>
       <w:br/>
     </w:r>

--- a/klagomål/S 2840-2025 FSC-klagomål.docx
+++ b/klagomål/S 2840-2025 FSC-klagomål.docx
@@ -1580,7 +1580,7 @@
     <w:r>
       <w:tab/>
       <w:tab/>
-      <w:t>2026-09-15</w:t>
+      <w:t>2026-09-16</w:t>
       <w:br/>
       <w:br/>
     </w:r>

--- a/klagomål/S 2840-2025 FSC-klagomål.docx
+++ b/klagomål/S 2840-2025 FSC-klagomål.docx
@@ -1580,7 +1580,7 @@
     <w:r>
       <w:tab/>
       <w:tab/>
-      <w:t>2026-09-16</w:t>
+      <w:t>2026-09-17</w:t>
       <w:br/>
       <w:br/>
     </w:r>

--- a/klagomål/S 2840-2025 FSC-klagomål.docx
+++ b/klagomål/S 2840-2025 FSC-klagomål.docx
@@ -1580,7 +1580,7 @@
     <w:r>
       <w:tab/>
       <w:tab/>
-      <w:t>2026-09-17</w:t>
+      <w:t>2026-09-18</w:t>
       <w:br/>
       <w:br/>
     </w:r>

--- a/klagomål/S 2840-2025 FSC-klagomål.docx
+++ b/klagomål/S 2840-2025 FSC-klagomål.docx
@@ -1580,7 +1580,7 @@
     <w:r>
       <w:tab/>
       <w:tab/>
-      <w:t>2026-09-18</w:t>
+      <w:t>2026-09-19</w:t>
       <w:br/>
       <w:br/>
     </w:r>

--- a/klagomål/S 2840-2025 FSC-klagomål.docx
+++ b/klagomål/S 2840-2025 FSC-klagomål.docx
@@ -1580,7 +1580,7 @@
     <w:r>
       <w:tab/>
       <w:tab/>
-      <w:t>2026-09-19</w:t>
+      <w:t>2026-09-21</w:t>
       <w:br/>
       <w:br/>
     </w:r>

--- a/klagomål/S 2840-2025 FSC-klagomål.docx
+++ b/klagomål/S 2840-2025 FSC-klagomål.docx
@@ -1580,7 +1580,7 @@
     <w:r>
       <w:tab/>
       <w:tab/>
-      <w:t>2026-09-21</w:t>
+      <w:t>2026-09-23</w:t>
       <w:br/>
       <w:br/>
     </w:r>

--- a/klagomål/S 2840-2025 FSC-klagomål.docx
+++ b/klagomål/S 2840-2025 FSC-klagomål.docx
@@ -1580,7 +1580,7 @@
     <w:r>
       <w:tab/>
       <w:tab/>
-      <w:t>2026-09-23</w:t>
+      <w:t>2026-09-24</w:t>
       <w:br/>
       <w:br/>
     </w:r>

--- a/klagomål/S 2840-2025 FSC-klagomål.docx
+++ b/klagomål/S 2840-2025 FSC-klagomål.docx
@@ -1580,7 +1580,7 @@
     <w:r>
       <w:tab/>
       <w:tab/>
-      <w:t>2026-09-24</w:t>
+      <w:t>2026-09-25</w:t>
       <w:br/>
       <w:br/>
     </w:r>

--- a/klagomål/S 2840-2025 FSC-klagomål.docx
+++ b/klagomål/S 2840-2025 FSC-klagomål.docx
@@ -1580,7 +1580,7 @@
     <w:r>
       <w:tab/>
       <w:tab/>
-      <w:t>2026-09-25</w:t>
+      <w:t>2026-09-26</w:t>
       <w:br/>
       <w:br/>
     </w:r>

--- a/klagomål/S 2840-2025 FSC-klagomål.docx
+++ b/klagomål/S 2840-2025 FSC-klagomål.docx
@@ -1580,7 +1580,7 @@
     <w:r>
       <w:tab/>
       <w:tab/>
-      <w:t>2026-09-26</w:t>
+      <w:t>2026-09-27</w:t>
       <w:br/>
       <w:br/>
     </w:r>

--- a/klagomål/S 2840-2025 FSC-klagomål.docx
+++ b/klagomål/S 2840-2025 FSC-klagomål.docx
@@ -1580,7 +1580,7 @@
     <w:r>
       <w:tab/>
       <w:tab/>
-      <w:t>2026-09-27</w:t>
+      <w:t>2026-09-28</w:t>
       <w:br/>
       <w:br/>
     </w:r>

--- a/klagomål/S 2840-2025 FSC-klagomål.docx
+++ b/klagomål/S 2840-2025 FSC-klagomål.docx
@@ -1580,7 +1580,7 @@
     <w:r>
       <w:tab/>
       <w:tab/>
-      <w:t>2026-09-28</w:t>
+      <w:t>2026-09-29</w:t>
       <w:br/>
       <w:br/>
     </w:r>

--- a/klagomål/S 2840-2025 FSC-klagomål.docx
+++ b/klagomål/S 2840-2025 FSC-klagomål.docx
@@ -1580,7 +1580,7 @@
     <w:r>
       <w:tab/>
       <w:tab/>
-      <w:t>2026-09-29</w:t>
+      <w:t>2026-09-30</w:t>
       <w:br/>
       <w:br/>
     </w:r>

--- a/klagomål/S 2840-2025 FSC-klagomål.docx
+++ b/klagomål/S 2840-2025 FSC-klagomål.docx
@@ -1580,7 +1580,7 @@
     <w:r>
       <w:tab/>
       <w:tab/>
-      <w:t>2026-09-30</w:t>
+      <w:t>2026-10-01</w:t>
       <w:br/>
       <w:br/>
     </w:r>

--- a/klagomål/S 2840-2025 FSC-klagomål.docx
+++ b/klagomål/S 2840-2025 FSC-klagomål.docx
@@ -1580,7 +1580,7 @@
     <w:r>
       <w:tab/>
       <w:tab/>
-      <w:t>2026-10-01</w:t>
+      <w:t>2026-10-02</w:t>
       <w:br/>
       <w:br/>
     </w:r>

--- a/klagomål/S 2840-2025 FSC-klagomål.docx
+++ b/klagomål/S 2840-2025 FSC-klagomål.docx
@@ -1580,7 +1580,7 @@
     <w:r>
       <w:tab/>
       <w:tab/>
-      <w:t>2026-10-02</w:t>
+      <w:t>2026-10-03</w:t>
       <w:br/>
       <w:br/>
     </w:r>

--- a/klagomål/S 2840-2025 FSC-klagomål.docx
+++ b/klagomål/S 2840-2025 FSC-klagomål.docx
@@ -1580,7 +1580,7 @@
     <w:r>
       <w:tab/>
       <w:tab/>
-      <w:t>2026-10-03</w:t>
+      <w:t>2026-10-04</w:t>
       <w:br/>
       <w:br/>
     </w:r>

--- a/klagomål/S 2840-2025 FSC-klagomål.docx
+++ b/klagomål/S 2840-2025 FSC-klagomål.docx
@@ -1580,7 +1580,7 @@
     <w:r>
       <w:tab/>
       <w:tab/>
-      <w:t>2026-10-04</w:t>
+      <w:t>2026-10-05</w:t>
       <w:br/>
       <w:br/>
     </w:r>

--- a/klagomål/S 2840-2025 FSC-klagomål.docx
+++ b/klagomål/S 2840-2025 FSC-klagomål.docx
@@ -1580,7 +1580,7 @@
     <w:r>
       <w:tab/>
       <w:tab/>
-      <w:t>2026-10-05</w:t>
+      <w:t>2026-10-06</w:t>
       <w:br/>
       <w:br/>
     </w:r>

--- a/klagomål/S 2840-2025 FSC-klagomål.docx
+++ b/klagomål/S 2840-2025 FSC-klagomål.docx
@@ -1580,7 +1580,7 @@
     <w:r>
       <w:tab/>
       <w:tab/>
-      <w:t>2026-10-06</w:t>
+      <w:t>2026-10-07</w:t>
       <w:br/>
       <w:br/>
     </w:r>

--- a/klagomål/S 2840-2025 FSC-klagomål.docx
+++ b/klagomål/S 2840-2025 FSC-klagomål.docx
@@ -1580,7 +1580,7 @@
     <w:r>
       <w:tab/>
       <w:tab/>
-      <w:t>2026-10-07</w:t>
+      <w:t>2026-10-08</w:t>
       <w:br/>
       <w:br/>
     </w:r>

--- a/klagomål/S 2840-2025 FSC-klagomål.docx
+++ b/klagomål/S 2840-2025 FSC-klagomål.docx
@@ -1580,7 +1580,7 @@
     <w:r>
       <w:tab/>
       <w:tab/>
-      <w:t>2026-10-08</w:t>
+      <w:t>2026-10-09</w:t>
       <w:br/>
       <w:br/>
     </w:r>

--- a/klagomål/S 2840-2025 FSC-klagomål.docx
+++ b/klagomål/S 2840-2025 FSC-klagomål.docx
@@ -1580,7 +1580,7 @@
     <w:r>
       <w:tab/>
       <w:tab/>
-      <w:t>2026-10-09</w:t>
+      <w:t>2026-10-10</w:t>
       <w:br/>
       <w:br/>
     </w:r>

--- a/klagomål/S 2840-2025 FSC-klagomål.docx
+++ b/klagomål/S 2840-2025 FSC-klagomål.docx
@@ -1580,7 +1580,7 @@
     <w:r>
       <w:tab/>
       <w:tab/>
-      <w:t>2026-10-10</w:t>
+      <w:t>2026-10-11</w:t>
       <w:br/>
       <w:br/>
     </w:r>

--- a/klagomål/S 2840-2025 FSC-klagomål.docx
+++ b/klagomål/S 2840-2025 FSC-klagomål.docx
@@ -1580,7 +1580,7 @@
     <w:r>
       <w:tab/>
       <w:tab/>
-      <w:t>2026-10-11</w:t>
+      <w:t>2026-10-12</w:t>
       <w:br/>
       <w:br/>
     </w:r>

--- a/klagomål/S 2840-2025 FSC-klagomål.docx
+++ b/klagomål/S 2840-2025 FSC-klagomål.docx
@@ -1580,7 +1580,7 @@
     <w:r>
       <w:tab/>
       <w:tab/>
-      <w:t>2026-10-12</w:t>
+      <w:t>2026-10-13</w:t>
       <w:br/>
       <w:br/>
     </w:r>

--- a/klagomål/S 2840-2025 FSC-klagomål.docx
+++ b/klagomål/S 2840-2025 FSC-klagomål.docx
@@ -1580,7 +1580,7 @@
     <w:r>
       <w:tab/>
       <w:tab/>
-      <w:t>2026-10-13</w:t>
+      <w:t>2026-10-14</w:t>
       <w:br/>
       <w:br/>
     </w:r>

--- a/klagomål/S 2840-2025 FSC-klagomål.docx
+++ b/klagomål/S 2840-2025 FSC-klagomål.docx
@@ -1580,7 +1580,7 @@
     <w:r>
       <w:tab/>
       <w:tab/>
-      <w:t>2026-10-14</w:t>
+      <w:t>2026-10-15</w:t>
       <w:br/>
       <w:br/>
     </w:r>

--- a/klagomål/S 2840-2025 FSC-klagomål.docx
+++ b/klagomål/S 2840-2025 FSC-klagomål.docx
@@ -1580,7 +1580,7 @@
     <w:r>
       <w:tab/>
       <w:tab/>
-      <w:t>2026-10-15</w:t>
+      <w:t>2026-10-16</w:t>
       <w:br/>
       <w:br/>
     </w:r>

--- a/klagomål/S 2840-2025 FSC-klagomål.docx
+++ b/klagomål/S 2840-2025 FSC-klagomål.docx
@@ -1580,7 +1580,7 @@
     <w:r>
       <w:tab/>
       <w:tab/>
-      <w:t>2026-10-16</w:t>
+      <w:t>2026-10-17</w:t>
       <w:br/>
       <w:br/>
     </w:r>

--- a/klagomål/S 2840-2025 FSC-klagomål.docx
+++ b/klagomål/S 2840-2025 FSC-klagomål.docx
@@ -1580,7 +1580,7 @@
     <w:r>
       <w:tab/>
       <w:tab/>
-      <w:t>2026-10-17</w:t>
+      <w:t>2026-10-18</w:t>
       <w:br/>
       <w:br/>
     </w:r>

--- a/klagomål/S 2840-2025 FSC-klagomål.docx
+++ b/klagomål/S 2840-2025 FSC-klagomål.docx
@@ -1580,7 +1580,7 @@
     <w:r>
       <w:tab/>
       <w:tab/>
-      <w:t>2026-10-18</w:t>
+      <w:t>2026-10-19</w:t>
       <w:br/>
       <w:br/>
     </w:r>

--- a/klagomål/S 2840-2025 FSC-klagomål.docx
+++ b/klagomål/S 2840-2025 FSC-klagomål.docx
@@ -1580,7 +1580,7 @@
     <w:r>
       <w:tab/>
       <w:tab/>
-      <w:t>2026-10-19</w:t>
+      <w:t>2026-10-20</w:t>
       <w:br/>
       <w:br/>
     </w:r>

--- a/klagomål/S 2840-2025 FSC-klagomål.docx
+++ b/klagomål/S 2840-2025 FSC-klagomål.docx
@@ -1580,7 +1580,7 @@
     <w:r>
       <w:tab/>
       <w:tab/>
-      <w:t>2026-10-20</w:t>
+      <w:t>2026-10-21</w:t>
       <w:br/>
       <w:br/>
     </w:r>

--- a/klagomål/S 2840-2025 FSC-klagomål.docx
+++ b/klagomål/S 2840-2025 FSC-klagomål.docx
@@ -1580,7 +1580,7 @@
     <w:r>
       <w:tab/>
       <w:tab/>
-      <w:t>2026-10-21</w:t>
+      <w:t>2026-10-22</w:t>
       <w:br/>
       <w:br/>
     </w:r>

--- a/klagomål/S 2840-2025 FSC-klagomål.docx
+++ b/klagomål/S 2840-2025 FSC-klagomål.docx
@@ -1580,7 +1580,7 @@
     <w:r>
       <w:tab/>
       <w:tab/>
-      <w:t>2026-10-22</w:t>
+      <w:t>2026-10-23</w:t>
       <w:br/>
       <w:br/>
     </w:r>

--- a/klagomål/S 2840-2025 FSC-klagomål.docx
+++ b/klagomål/S 2840-2025 FSC-klagomål.docx
@@ -1580,7 +1580,7 @@
     <w:r>
       <w:tab/>
       <w:tab/>
-      <w:t>2026-10-23</w:t>
+      <w:t>2026-10-24</w:t>
       <w:br/>
       <w:br/>
     </w:r>

--- a/klagomål/S 2840-2025 FSC-klagomål.docx
+++ b/klagomål/S 2840-2025 FSC-klagomål.docx
@@ -1580,7 +1580,7 @@
     <w:r>
       <w:tab/>
       <w:tab/>
-      <w:t>2026-10-24</w:t>
+      <w:t>2026-10-25</w:t>
       <w:br/>
       <w:br/>
     </w:r>

--- a/klagomål/S 2840-2025 FSC-klagomål.docx
+++ b/klagomål/S 2840-2025 FSC-klagomål.docx
@@ -1580,7 +1580,7 @@
     <w:r>
       <w:tab/>
       <w:tab/>
-      <w:t>2026-10-25</w:t>
+      <w:t>2026-10-26</w:t>
       <w:br/>
       <w:br/>
     </w:r>

--- a/klagomål/S 2840-2025 FSC-klagomål.docx
+++ b/klagomål/S 2840-2025 FSC-klagomål.docx
@@ -221,7 +221,7 @@
     </w:p>
     <w:p>
       <w:r>
-        <w:t>I och inom 25 meter från samrådsanmälan finns fynd av 14 naturvårdsarter, varav 9 är rödlistade, 6 är fridlysta, 8 är typiska (T) och 2 är signalarter (S): berguv (VU, §4), lakritsmusseron (VU, T), dropptaggsvamp (NT, T), motaggsvamp (NT, T), sotvaxskivling (NT), tallfingersvamp (NT), tallticka (NT, T), talltita (NT, §4), tretåig hackspett (NT, T, §4), blomkålssvamp (S), mindre märgborre (S, T), nattskärra (T, §4), spillkråka (T, §4) och kråka (§4). Se Figur 1.</w:t>
+        <w:t>I och inom 25 meter från samrådsanmälan finns fynd av 18 naturvårdsarter, varav 11 är rödlistade, 8 är fridlysta, 10 är typiska (T) och 2 är signalarter (S): berguv (VU, §4), lakritsmusseron (VU, T), blanksvart spiklav (NT), dropptaggsvamp (NT, T), motaggsvamp (NT, T), sotvaxskivling (NT), tallfingersvamp (NT), tallticka (NT, T), talltita (NT, §4), tretåig hackspett (NT, T, §4), vedskivlav (NT, T), blomkålssvamp (S), mindre märgborre (S, T), nattskärra (T, §4), spillkråka (T, §4), tjäder (T, §4), kråka (§4) och fläcknycklar (§8). Se Figur 1.</w:t>
       </w:r>
     </w:p>
     <w:p>
@@ -283,6 +283,17 @@
         <w:rPr>
           <w:b/>
         </w:rPr>
+        <w:t>Blanksvart spiklav (NT)</w:t>
+      </w:r>
+      <w:r>
+        <w:t xml:space="preserve"> förekommer på torr, hård, gammal kärnved men även på äldre ytved av tall i naturskogsartade bestånd med begränsad brandpåverkan och ostörd hydrologi. Skogsbruksåtgärder på eller i närheten av lokaler med blanksvart spiklav utgör ett hot. Naturskogsartade öppna tall- och barrblandskogar med blanksvart spiklav indikerar höga biologiska värden och bör bevaras (SLU Artdatabanken, 2024).</w:t>
+      </w:r>
+    </w:p>
+    <w:p>
+      <w:r>
+        <w:rPr>
+          <w:b/>
+        </w:rPr>
         <w:t>Dropptaggsvamp (NT)</w:t>
       </w:r>
       <w:r>
@@ -414,6 +425,26 @@
         <w:rPr>
           <w:b/>
         </w:rPr>
+        <w:t>Vedskivlav (NT)</w:t>
+      </w:r>
+      <w:r>
+        <w:t xml:space="preserve"> växer på gammal, torr, exponerad, hård kärnved av framförallt tall i naturskogsartade bestånd. Avverkning av tallskog av naturskogskaraktär med spår av återkommande bränder är ett hot. Mängden lämplig ved att växa på för vedskivlav minskar, dels på grund av naturlig nedbrytning men framförallt på grund av att de förstörs i samband med slutavverkningar, gallringar och markberedning. Tall- och blandbarrskogar av naturskogskaraktär med spår av återkommande bränder bör skyddas. Vedskivlav är typisk art för </w:t>
+      </w:r>
+      <w:r>
+        <w:rPr>
+          <w:i/>
+        </w:rPr>
+        <w:t>9010 Taiga</w:t>
+      </w:r>
+      <w:r>
+        <w:t xml:space="preserve"> (SLU Artdatabanken, 2024).</w:t>
+      </w:r>
+    </w:p>
+    <w:p>
+      <w:r>
+        <w:rPr>
+          <w:b/>
+        </w:rPr>
         <w:t xml:space="preserve">Blomkålssvamp </w:t>
       </w:r>
       <w:r>
@@ -496,6 +527,35 @@
       </w:r>
       <w:r>
         <w:t>. Den behöver grova träd, främst tall, asp och bok som boträd. Skogsbruk med korta omloppstider och täta, homogena ungskogar utgör det största hotet. Spillkråka är en nyckelart i skogliga miljöer vars övergivna bohål utnyttjas av flera andra hålhäckande fågelarter och fladdermöss, däribland pärluggla (EN, §4), knipa (§4), salskrake (§4) och skogsduva (§4). Hökuggla (VU, §4) och slaguggla (§4) häckar ofta i högstubbar som brutits av i höjd med ett gammalt spillkråkebo (SLU Artdatabanken, 2026; Skogsstyrelsen, 2016).</w:t>
+      </w:r>
+    </w:p>
+    <w:p>
+      <w:r>
+        <w:rPr>
+          <w:b/>
+        </w:rPr>
+        <w:t>Tjäder (§4)</w:t>
+      </w:r>
+      <w:r>
+        <w:t xml:space="preserve"> omfattas av bilaga 1 och 2 EU:s fågeldirektiv och är typisk art för </w:t>
+      </w:r>
+      <w:r>
+        <w:rPr>
+          <w:i/>
+        </w:rPr>
+        <w:t xml:space="preserve">9010 Taiga </w:t>
+      </w:r>
+      <w:r>
+        <w:t xml:space="preserve">och </w:t>
+      </w:r>
+      <w:r>
+        <w:rPr>
+          <w:i/>
+        </w:rPr>
+        <w:t>9740 Skogsbevuxen myr</w:t>
+      </w:r>
+      <w:r>
+        <w:t>. Tjädern är en utpräglad skogsfågel knuten till större sammanhängande barrskogsområden. Tupparna och hönorna utnyttjar till viss del olika miljöer, och habitatvalet varierar dessutom mellan olika delar av året. För att det ska finnas livskraftiga tjäderbestånd krävs funktionella skogslandskap med en blandning av uppvuxen, gles och luckig skog, täta sumpskogar, myrar och andra små våtmarker. Arten försvinner när skogen fragmenteras och den sammanlagda arealen hyggen och andra öppna områden blir för stor. Ett småskaligt och försiktigt virkesuttag genom hyggesfria metoder kan i vissa fall vara möjligt i området inom 200 m från lekcentrum. Längre ut från lekcentrum, inom 200–500 m bör den avverkade ytan inte överskrida 1 hektar för att undvika alltför stora och snabba förändringar (Skogsstyrelsen, 2019; SLU Artdatabanken, 2024).</w:t>
       </w:r>
     </w:p>
     <w:p>
@@ -604,7 +664,7 @@
         <w:rPr>
           <w:i/>
         </w:rPr>
-        <w:t>I det samrådsanmälda skogsområdet har 14 naturvårdsarter varav 9 rödlistade arter sina livsmiljöer och växtplatser.</w:t>
+        <w:t>I det samrådsanmälda skogsområdet har 18 naturvårdsarter varav 11 rödlistade arter sina livsmiljöer och växtplatser.</w:t>
       </w:r>
     </w:p>
     <w:p>
@@ -1450,6 +1510,75 @@
       </w:r>
       <w:r>
         <w:t>SLU Artdatabanken, Uppsala.</w:t>
+      </w:r>
+    </w:p>
+    <w:p>
+      <w:pPr>
+        <w:pStyle w:val="Heading1"/>
+      </w:pPr>
+      <w:r>
+        <w:t>Tjäder – ekologi samt krav på livsmiljön</w:t>
+      </w:r>
+    </w:p>
+    <w:p>
+      <w:r>
+        <w:t xml:space="preserve">Tjäder (§4) omfattas av bilaga 1 och 2 EU:s fågeldirektiv och är typisk art för </w:t>
+      </w:r>
+      <w:r>
+        <w:rPr>
+          <w:i/>
+        </w:rPr>
+        <w:t xml:space="preserve">9010 Taiga </w:t>
+      </w:r>
+      <w:r>
+        <w:t xml:space="preserve">och </w:t>
+      </w:r>
+      <w:r>
+        <w:rPr>
+          <w:i/>
+        </w:rPr>
+        <w:t>9740 Skogsbevuxen myr</w:t>
+      </w:r>
+      <w:r>
+        <w:t>. Tjädern är en utpräglad skogsfågel knuten till större sammanhängande barrskogsområden. Tupparna och hönorna utnyttjar till viss del olika miljöer, och habitatvalet varierar dessutom mellan olika delar av året. För att det ska finnas livskraftiga tjäderbestånd krävs funktionella skogslandskap med en blandning av uppvuxen, gles och luckig skog, täta sumpskogar, myrar och andra små våtmarker (Skogsstyrelsen, 2019; SLU Artdatabanken 2024).</w:t>
+      </w:r>
+    </w:p>
+    <w:p>
+      <w:r>
+        <w:t>Arten försvinner när skogen fragmenteras och den sammanlagda arealen hyggen och andra öppna områden blir för stor. Ett småskaligt och försiktigt virkesuttag genom hyggesfria metoder kan i vissa fall vara möjligt i området inom 200 m från lekcentrum. Längre ut från lekcentrum, inom 200–500 m bör den avverkade ytan inte överskrida 1 hektar för att undvika alltför stora och snabba förändringar (Skogsstyrelsen, 2019).</w:t>
+      </w:r>
+    </w:p>
+    <w:p>
+      <w:pPr>
+        <w:pStyle w:val="Heading2"/>
+      </w:pPr>
+      <w:r>
+        <w:t>Referenser – tjäder</w:t>
+      </w:r>
+    </w:p>
+    <w:p>
+      <w:r>
+        <w:t xml:space="preserve">Skogsstyrelsen, 2019. </w:t>
+      </w:r>
+      <w:r>
+        <w:rPr>
+          <w:i/>
+        </w:rPr>
+        <w:t>Vägledning för hänsyn till fåglar – tjäder.</w:t>
+      </w:r>
+    </w:p>
+    <w:p>
+      <w:r>
+        <w:t xml:space="preserve">SLU Artdatabanken, 2024. </w:t>
+      </w:r>
+      <w:r>
+        <w:rPr>
+          <w:i/>
+        </w:rPr>
+        <w:t xml:space="preserve">Artfaktablad. Naturvård – artfakta. </w:t>
+      </w:r>
+      <w:r>
+        <w:t>SLU Artdatabanken, Uppsala</w:t>
       </w:r>
     </w:p>
     <w:sectPr>
@@ -1580,7 +1709,7 @@
     <w:r>
       <w:tab/>
       <w:tab/>
-      <w:t>2026-10-26</w:t>
+      <w:t>2026-10-27</w:t>
       <w:br/>
       <w:br/>
     </w:r>

--- a/klagomål/S 2840-2025 FSC-klagomål.docx
+++ b/klagomål/S 2840-2025 FSC-klagomål.docx
@@ -1709,7 +1709,7 @@
     <w:r>
       <w:tab/>
       <w:tab/>
-      <w:t>2026-10-27</w:t>
+      <w:t>2026-10-28</w:t>
       <w:br/>
       <w:br/>
     </w:r>

--- a/klagomål/S 2840-2025 FSC-klagomål.docx
+++ b/klagomål/S 2840-2025 FSC-klagomål.docx
@@ -1709,7 +1709,7 @@
     <w:r>
       <w:tab/>
       <w:tab/>
-      <w:t>2026-10-28</w:t>
+      <w:t>2026-10-29</w:t>
       <w:br/>
       <w:br/>
     </w:r>

--- a/klagomål/S 2840-2025 FSC-klagomål.docx
+++ b/klagomål/S 2840-2025 FSC-klagomål.docx
@@ -1709,7 +1709,7 @@
     <w:r>
       <w:tab/>
       <w:tab/>
-      <w:t>2026-10-29</w:t>
+      <w:t>2026-10-31</w:t>
       <w:br/>
       <w:br/>
     </w:r>
